--- a/Inputs/Templates/MF Banorte.docx
+++ b/Inputs/Templates/MF Banorte.docx
@@ -51,6 +51,7 @@
         </w:rPr>
         <w:t xml:space="preserve"> </w:t>
       </w:r>
+      <w:proofErr w:type="gramStart"/>
       <w:r>
         <w:rPr>
           <w:rFonts w:cstheme="minorHAnsi"/>
@@ -66,7 +67,16 @@
           <w:b/>
           <w:color w:val="000000" w:themeColor="text1"/>
         </w:rPr>
-        <w:t>razon_social</w:t>
+        <w:t>razon</w:t>
+      </w:r>
+      <w:proofErr w:type="gramEnd"/>
+      <w:r>
+        <w:rPr>
+          <w:rFonts w:cstheme="minorHAnsi"/>
+          <w:b/>
+          <w:color w:val="000000" w:themeColor="text1"/>
+        </w:rPr>
+        <w:t>_social</w:t>
       </w:r>
       <w:proofErr w:type="spellEnd"/>
       <w:r>
@@ -178,6 +188,7 @@
         </w:rPr>
         <w:t xml:space="preserve">El horario de atención es de </w:t>
       </w:r>
+      <w:proofErr w:type="gramStart"/>
       <w:r>
         <w:rPr>
           <w:rFonts w:cstheme="minorHAnsi"/>
@@ -191,7 +202,29 @@
           <w:rFonts w:cstheme="minorHAnsi"/>
           <w:color w:val="000000" w:themeColor="text1"/>
         </w:rPr>
-        <w:t>dias</w:t>
+        <w:t>d</w:t>
+      </w:r>
+      <w:r>
+        <w:rPr>
+          <w:rFonts w:cstheme="minorHAnsi"/>
+          <w:color w:val="000000" w:themeColor="text1"/>
+        </w:rPr>
+        <w:t>i</w:t>
+      </w:r>
+      <w:r>
+        <w:rPr>
+          <w:rFonts w:cstheme="minorHAnsi"/>
+          <w:color w:val="000000" w:themeColor="text1"/>
+        </w:rPr>
+        <w:t>as</w:t>
+      </w:r>
+      <w:proofErr w:type="gramEnd"/>
+      <w:r>
+        <w:rPr>
+          <w:rFonts w:cstheme="minorHAnsi"/>
+          <w:color w:val="000000" w:themeColor="text1"/>
+        </w:rPr>
+        <w:t>_trabajo</w:t>
       </w:r>
       <w:proofErr w:type="spellEnd"/>
       <w:r>
@@ -239,12 +272,21 @@
         </w:rPr>
         <w:t xml:space="preserve"> Cuenta con </w:t>
       </w:r>
+      <w:proofErr w:type="gramStart"/>
       <w:r>
         <w:rPr>
           <w:rFonts w:cstheme="minorHAnsi"/>
           <w:color w:val="000000" w:themeColor="text1"/>
         </w:rPr>
-        <w:t>{{ trabajadores }}</w:t>
+        <w:t>{{ trabajadores</w:t>
+      </w:r>
+      <w:proofErr w:type="gramEnd"/>
+      <w:r>
+        <w:rPr>
+          <w:rFonts w:cstheme="minorHAnsi"/>
+          <w:color w:val="000000" w:themeColor="text1"/>
+        </w:rPr>
+        <w:t xml:space="preserve"> }}</w:t>
       </w:r>
       <w:r>
         <w:rPr>
@@ -370,6 +412,7 @@
                 <w:szCs w:val="22"/>
               </w:rPr>
             </w:pPr>
+            <w:proofErr w:type="gramStart"/>
             <w:r>
               <w:rPr>
                 <w:rFonts w:asciiTheme="minorHAnsi" w:hAnsiTheme="minorHAnsi" w:cstheme="minorHAnsi"/>
@@ -377,7 +420,17 @@
                 <w:sz w:val="22"/>
                 <w:szCs w:val="22"/>
               </w:rPr>
-              <w:t>{{ mueble1 }}</w:t>
+              <w:t>{{ mueble</w:t>
+            </w:r>
+            <w:proofErr w:type="gramEnd"/>
+            <w:r>
+              <w:rPr>
+                <w:rFonts w:asciiTheme="minorHAnsi" w:hAnsiTheme="minorHAnsi" w:cstheme="minorHAnsi"/>
+                <w:color w:val="000000" w:themeColor="text1"/>
+                <w:sz w:val="22"/>
+                <w:szCs w:val="22"/>
+              </w:rPr>
+              <w:t>1 }}</w:t>
             </w:r>
           </w:p>
         </w:tc>
@@ -472,6 +525,7 @@
                 <w:szCs w:val="22"/>
               </w:rPr>
             </w:pPr>
+            <w:proofErr w:type="gramStart"/>
             <w:r>
               <w:rPr>
                 <w:rFonts w:asciiTheme="minorHAnsi" w:hAnsiTheme="minorHAnsi" w:cstheme="minorHAnsi"/>
@@ -481,6 +535,7 @@
               </w:rPr>
               <w:t>{{ ruta</w:t>
             </w:r>
+            <w:proofErr w:type="gramEnd"/>
             <w:r>
               <w:rPr>
                 <w:rFonts w:asciiTheme="minorHAnsi" w:hAnsiTheme="minorHAnsi" w:cstheme="minorHAnsi"/>
@@ -605,6 +660,7 @@
                 <w:szCs w:val="22"/>
               </w:rPr>
             </w:pPr>
+            <w:proofErr w:type="gramStart"/>
             <w:r>
               <w:rPr>
                 <w:rFonts w:asciiTheme="minorHAnsi" w:hAnsiTheme="minorHAnsi" w:cstheme="minorHAnsi"/>
@@ -612,7 +668,17 @@
                 <w:sz w:val="22"/>
                 <w:szCs w:val="22"/>
               </w:rPr>
-              <w:t>{{ ext1 }}</w:t>
+              <w:t>{{ ext</w:t>
+            </w:r>
+            <w:proofErr w:type="gramEnd"/>
+            <w:r>
+              <w:rPr>
+                <w:rFonts w:asciiTheme="minorHAnsi" w:hAnsiTheme="minorHAnsi" w:cstheme="minorHAnsi"/>
+                <w:color w:val="000000" w:themeColor="text1"/>
+                <w:sz w:val="22"/>
+                <w:szCs w:val="22"/>
+              </w:rPr>
+              <w:t>1 }}</w:t>
             </w:r>
           </w:p>
         </w:tc>
@@ -633,6 +699,7 @@
                 <w:szCs w:val="22"/>
               </w:rPr>
             </w:pPr>
+            <w:proofErr w:type="gramStart"/>
             <w:r>
               <w:rPr>
                 <w:rFonts w:asciiTheme="minorHAnsi" w:hAnsiTheme="minorHAnsi" w:cstheme="minorHAnsi"/>
@@ -642,6 +709,7 @@
               </w:rPr>
               <w:t>{{ ext</w:t>
             </w:r>
+            <w:proofErr w:type="gramEnd"/>
             <w:r>
               <w:rPr>
                 <w:rFonts w:asciiTheme="minorHAnsi" w:hAnsiTheme="minorHAnsi" w:cstheme="minorHAnsi"/>
@@ -723,6 +791,7 @@
                 <w:szCs w:val="22"/>
               </w:rPr>
             </w:pPr>
+            <w:proofErr w:type="gramStart"/>
             <w:r>
               <w:rPr>
                 <w:rFonts w:asciiTheme="minorHAnsi" w:hAnsiTheme="minorHAnsi" w:cstheme="minorHAnsi"/>
@@ -730,7 +799,17 @@
                 <w:sz w:val="22"/>
                 <w:szCs w:val="22"/>
               </w:rPr>
-              <w:t>{{ techo }}</w:t>
+              <w:t>{{ techo</w:t>
+            </w:r>
+            <w:proofErr w:type="gramEnd"/>
+            <w:r>
+              <w:rPr>
+                <w:rFonts w:asciiTheme="minorHAnsi" w:hAnsiTheme="minorHAnsi" w:cstheme="minorHAnsi"/>
+                <w:color w:val="000000" w:themeColor="text1"/>
+                <w:sz w:val="22"/>
+                <w:szCs w:val="22"/>
+              </w:rPr>
+              <w:t xml:space="preserve"> }}</w:t>
             </w:r>
           </w:p>
         </w:tc>
@@ -825,35 +904,6 @@
                 <w:szCs w:val="22"/>
               </w:rPr>
             </w:pPr>
-            <w:r>
-              <w:rPr>
-                <w:rFonts w:asciiTheme="minorHAnsi" w:hAnsiTheme="minorHAnsi" w:cstheme="minorHAnsi"/>
-                <w:color w:val="000000" w:themeColor="text1"/>
-                <w:sz w:val="22"/>
-                <w:szCs w:val="22"/>
-              </w:rPr>
-              <w:t xml:space="preserve">{{ </w:t>
-            </w:r>
-            <w:proofErr w:type="spellStart"/>
-            <w:r>
-              <w:rPr>
-                <w:rFonts w:asciiTheme="minorHAnsi" w:hAnsiTheme="minorHAnsi" w:cstheme="minorHAnsi"/>
-                <w:color w:val="000000" w:themeColor="text1"/>
-                <w:sz w:val="22"/>
-                <w:szCs w:val="22"/>
-              </w:rPr>
-              <w:t>tanques_gaso</w:t>
-            </w:r>
-            <w:proofErr w:type="spellEnd"/>
-            <w:r>
-              <w:rPr>
-                <w:rFonts w:asciiTheme="minorHAnsi" w:hAnsiTheme="minorHAnsi" w:cstheme="minorHAnsi"/>
-                <w:color w:val="000000" w:themeColor="text1"/>
-                <w:sz w:val="22"/>
-                <w:szCs w:val="22"/>
-              </w:rPr>
-              <w:t xml:space="preserve"> }}</w:t>
-            </w:r>
           </w:p>
         </w:tc>
       </w:tr>
@@ -931,6 +981,7 @@
               </w:rPr>
               <w:t xml:space="preserve">Se cuenta con un plan de emergencia para casos de incendio, definido en el presente Programa interno de Protección civil, mismo que debe ser difundido y socializado con el personal de </w:t>
             </w:r>
+            <w:proofErr w:type="gramStart"/>
             <w:r>
               <w:rPr>
                 <w:rFonts w:asciiTheme="minorHAnsi" w:hAnsiTheme="minorHAnsi" w:cstheme="minorHAnsi"/>
@@ -952,7 +1003,19 @@
                 <w:sz w:val="22"/>
                 <w:szCs w:val="22"/>
               </w:rPr>
-              <w:t>razon_social</w:t>
+              <w:t>razon</w:t>
+            </w:r>
+            <w:proofErr w:type="gramEnd"/>
+            <w:r>
+              <w:rPr>
+                <w:rFonts w:asciiTheme="minorHAnsi" w:hAnsiTheme="minorHAnsi" w:cstheme="minorHAnsi"/>
+                <w:b/>
+                <w:bCs/>
+                <w:color w:val="000000" w:themeColor="text1"/>
+                <w:sz w:val="22"/>
+                <w:szCs w:val="22"/>
+              </w:rPr>
+              <w:t>_social</w:t>
             </w:r>
             <w:proofErr w:type="spellEnd"/>
             <w:r>
@@ -1032,6 +1095,7 @@
                 <w:szCs w:val="22"/>
               </w:rPr>
             </w:pPr>
+            <w:proofErr w:type="gramStart"/>
             <w:r>
               <w:rPr>
                 <w:rFonts w:asciiTheme="minorHAnsi" w:hAnsiTheme="minorHAnsi" w:cstheme="minorHAnsi"/>
@@ -1039,7 +1103,17 @@
                 <w:sz w:val="22"/>
                 <w:szCs w:val="22"/>
               </w:rPr>
-              <w:t>{{ plan1 }}</w:t>
+              <w:t>{{ plan</w:t>
+            </w:r>
+            <w:proofErr w:type="gramEnd"/>
+            <w:r>
+              <w:rPr>
+                <w:rFonts w:asciiTheme="minorHAnsi" w:hAnsiTheme="minorHAnsi" w:cstheme="minorHAnsi"/>
+                <w:color w:val="000000" w:themeColor="text1"/>
+                <w:sz w:val="22"/>
+                <w:szCs w:val="22"/>
+              </w:rPr>
+              <w:t>1 }}</w:t>
             </w:r>
           </w:p>
         </w:tc>
@@ -1061,6 +1135,7 @@
                 <w:szCs w:val="22"/>
               </w:rPr>
             </w:pPr>
+            <w:proofErr w:type="gramStart"/>
             <w:r>
               <w:rPr>
                 <w:rFonts w:asciiTheme="minorHAnsi" w:hAnsiTheme="minorHAnsi" w:cstheme="minorHAnsi"/>
@@ -1068,7 +1143,17 @@
                 <w:sz w:val="22"/>
                 <w:szCs w:val="22"/>
               </w:rPr>
-              <w:t>{{ plan2 }}</w:t>
+              <w:t>{{ plan</w:t>
+            </w:r>
+            <w:proofErr w:type="gramEnd"/>
+            <w:r>
+              <w:rPr>
+                <w:rFonts w:asciiTheme="minorHAnsi" w:hAnsiTheme="minorHAnsi" w:cstheme="minorHAnsi"/>
+                <w:color w:val="000000" w:themeColor="text1"/>
+                <w:sz w:val="22"/>
+                <w:szCs w:val="22"/>
+              </w:rPr>
+              <w:t>2 }}</w:t>
             </w:r>
           </w:p>
         </w:tc>
@@ -1091,6 +1176,7 @@
                 <w:szCs w:val="22"/>
               </w:rPr>
             </w:pPr>
+            <w:proofErr w:type="gramStart"/>
             <w:r>
               <w:rPr>
                 <w:rFonts w:asciiTheme="minorHAnsi" w:hAnsiTheme="minorHAnsi" w:cstheme="minorHAnsi"/>
@@ -1098,7 +1184,17 @@
                 <w:sz w:val="22"/>
                 <w:szCs w:val="22"/>
               </w:rPr>
-              <w:t>{{ plan3 }}</w:t>
+              <w:t>{{ plan</w:t>
+            </w:r>
+            <w:proofErr w:type="gramEnd"/>
+            <w:r>
+              <w:rPr>
+                <w:rFonts w:asciiTheme="minorHAnsi" w:hAnsiTheme="minorHAnsi" w:cstheme="minorHAnsi"/>
+                <w:color w:val="000000" w:themeColor="text1"/>
+                <w:sz w:val="22"/>
+                <w:szCs w:val="22"/>
+              </w:rPr>
+              <w:t>3 }}</w:t>
             </w:r>
           </w:p>
         </w:tc>
@@ -1153,6 +1249,7 @@
                 <w:szCs w:val="22"/>
               </w:rPr>
             </w:pPr>
+            <w:proofErr w:type="gramStart"/>
             <w:r>
               <w:rPr>
                 <w:rFonts w:asciiTheme="minorHAnsi" w:hAnsiTheme="minorHAnsi" w:cstheme="minorHAnsi"/>
@@ -1160,7 +1257,17 @@
                 <w:sz w:val="22"/>
                 <w:szCs w:val="22"/>
               </w:rPr>
-              <w:t>{{ pisos }}</w:t>
+              <w:t>{{ pisos</w:t>
+            </w:r>
+            <w:proofErr w:type="gramEnd"/>
+            <w:r>
+              <w:rPr>
+                <w:rFonts w:asciiTheme="minorHAnsi" w:hAnsiTheme="minorHAnsi" w:cstheme="minorHAnsi"/>
+                <w:color w:val="000000" w:themeColor="text1"/>
+                <w:sz w:val="22"/>
+                <w:szCs w:val="22"/>
+              </w:rPr>
+              <w:t xml:space="preserve"> }}</w:t>
             </w:r>
           </w:p>
         </w:tc>
@@ -1276,6 +1383,7 @@
                 <w:szCs w:val="22"/>
               </w:rPr>
             </w:pPr>
+            <w:proofErr w:type="gramStart"/>
             <w:r>
               <w:rPr>
                 <w:rFonts w:asciiTheme="minorHAnsi" w:hAnsiTheme="minorHAnsi" w:cstheme="minorHAnsi"/>
@@ -1296,6 +1404,7 @@
               <w:t>electrico</w:t>
             </w:r>
             <w:proofErr w:type="spellEnd"/>
+            <w:proofErr w:type="gramEnd"/>
             <w:r>
               <w:rPr>
                 <w:rFonts w:asciiTheme="minorHAnsi" w:hAnsiTheme="minorHAnsi" w:cstheme="minorHAnsi"/>
@@ -1393,6 +1502,7 @@
                 <w:color w:val="000000" w:themeColor="text1"/>
               </w:rPr>
             </w:pPr>
+            <w:proofErr w:type="gramStart"/>
             <w:r>
               <w:t xml:space="preserve">{{ </w:t>
             </w:r>
@@ -1401,6 +1511,7 @@
               <w:t>banio</w:t>
             </w:r>
             <w:proofErr w:type="spellEnd"/>
+            <w:proofErr w:type="gramEnd"/>
             <w:r>
               <w:t xml:space="preserve"> }}</w:t>
             </w:r>
@@ -1513,6 +1624,7 @@
                 <w:color w:val="000000" w:themeColor="text1"/>
               </w:rPr>
             </w:pPr>
+            <w:proofErr w:type="gramStart"/>
             <w:r>
               <w:rPr>
                 <w:rFonts w:cstheme="minorHAnsi"/>
@@ -1529,6 +1641,7 @@
               <w:t>botiquin</w:t>
             </w:r>
             <w:proofErr w:type="spellEnd"/>
+            <w:proofErr w:type="gramEnd"/>
             <w:r>
               <w:rPr>
                 <w:rFonts w:cstheme="minorHAnsi"/>
@@ -3047,13 +3160,7 @@
       <w:rPr>
         <w:color w:val="323E4F" w:themeColor="text2" w:themeShade="BF"/>
       </w:rPr>
-      <w:instrText xml:space="preserve">PAGE   \* </w:instrText>
-    </w:r>
-    <w:r>
-      <w:rPr>
-        <w:color w:val="323E4F" w:themeColor="text2" w:themeShade="BF"/>
-      </w:rPr>
-      <w:instrText>MERGEFORMAT</w:instrText>
+      <w:instrText>PAGE   \* MERGEFORMAT</w:instrText>
     </w:r>
     <w:r>
       <w:rPr>
@@ -3264,6 +3371,7 @@
       </w:rPr>
       <w:t xml:space="preserve">L </w:t>
     </w:r>
+    <w:proofErr w:type="gramStart"/>
     <w:r>
       <w:rPr>
         <w:color w:val="A6A6A6" w:themeColor="background1" w:themeShade="A6"/>
@@ -3286,6 +3394,7 @@
       <w:t>anio</w:t>
     </w:r>
     <w:proofErr w:type="spellEnd"/>
+    <w:proofErr w:type="gramEnd"/>
     <w:r>
       <w:rPr>
         <w:color w:val="A6A6A6" w:themeColor="background1" w:themeShade="A6"/>

--- a/Inputs/Templates/MF Banorte.docx
+++ b/Inputs/Templates/MF Banorte.docx
@@ -2162,6 +2162,386 @@
         </w:rPr>
       </w:pPr>
     </w:p>
+    <w:p>
+      <w:pPr>
+        <w:rPr>
+          <w:rFonts w:cstheme="minorHAnsi"/>
+          <w:color w:val="000000" w:themeColor="text1"/>
+        </w:rPr>
+      </w:pPr>
+      <w:r>
+        <w:rPr>
+          <w:rFonts w:cstheme="minorHAnsi"/>
+          <w:color w:val="000000" w:themeColor="text1"/>
+        </w:rPr>
+        <w:br w:type="page"/>
+      </w:r>
+    </w:p>
+    <w:p>
+      <w:pPr>
+        <w:rPr>
+          <w:rFonts w:cstheme="minorHAnsi"/>
+          <w:color w:val="000000" w:themeColor="text1"/>
+        </w:rPr>
+      </w:pPr>
+    </w:p>
+    <w:tbl>
+      <w:tblPr>
+        <w:tblStyle w:val="Tablaconcuadrcula"/>
+        <w:tblW w:w="0" w:type="auto"/>
+        <w:tblBorders>
+          <w:top w:val="none" w:sz="0" w:space="0" w:color="auto"/>
+          <w:left w:val="none" w:sz="0" w:space="0" w:color="auto"/>
+          <w:bottom w:val="none" w:sz="0" w:space="0" w:color="auto"/>
+          <w:right w:val="none" w:sz="0" w:space="0" w:color="auto"/>
+          <w:insideH w:val="none" w:sz="0" w:space="0" w:color="auto"/>
+          <w:insideV w:val="none" w:sz="0" w:space="0" w:color="auto"/>
+        </w:tblBorders>
+        <w:tblLook w:val="04A0" w:firstRow="1" w:lastRow="0" w:firstColumn="1" w:lastColumn="0" w:noHBand="0" w:noVBand="1"/>
+      </w:tblPr>
+      <w:tblGrid>
+        <w:gridCol w:w="4414"/>
+        <w:gridCol w:w="4414"/>
+      </w:tblGrid>
+      <w:tr>
+        <w:trPr>
+          <w:trHeight w:val="3288"/>
+        </w:trPr>
+        <w:tc>
+          <w:tcPr>
+            <w:tcW w:w="4414" w:type="dxa"/>
+            <w:vAlign w:val="center"/>
+          </w:tcPr>
+          <w:p>
+            <w:pPr>
+              <w:pStyle w:val="Prrafodelista"/>
+              <w:spacing w:after="0" w:line="360" w:lineRule="auto"/>
+              <w:ind w:left="0"/>
+              <w:jc w:val="both"/>
+              <w:rPr>
+                <w:rFonts w:cstheme="minorHAnsi"/>
+                <w:color w:val="000000" w:themeColor="text1"/>
+              </w:rPr>
+            </w:pPr>
+            <w:r>
+              <w:rPr>
+                <w:rFonts w:cstheme="minorHAnsi"/>
+                <w:color w:val="000000" w:themeColor="text1"/>
+              </w:rPr>
+              <w:t xml:space="preserve">Cuenta con señales informativas </w:t>
+            </w:r>
+            <w:r>
+              <w:rPr>
+                <w:rFonts w:cstheme="minorHAnsi"/>
+                <w:color w:val="000000" w:themeColor="text1"/>
+              </w:rPr>
+              <w:t xml:space="preserve">de que hacer en caso de sismo e incendio </w:t>
+            </w:r>
+            <w:r>
+              <w:rPr>
+                <w:rFonts w:cstheme="minorHAnsi"/>
+                <w:color w:val="000000" w:themeColor="text1"/>
+              </w:rPr>
+              <w:t xml:space="preserve">con instrucciones claras sobre procedimientos de seguridad en caso de sismo o incendio, se sugiere </w:t>
+            </w:r>
+            <w:r>
+              <w:rPr>
+                <w:rFonts w:cstheme="minorHAnsi"/>
+                <w:color w:val="000000" w:themeColor="text1"/>
+              </w:rPr>
+              <w:t>mantener</w:t>
+            </w:r>
+            <w:r>
+              <w:rPr>
+                <w:rFonts w:cstheme="minorHAnsi"/>
+                <w:color w:val="000000" w:themeColor="text1"/>
+              </w:rPr>
+              <w:t xml:space="preserve"> su correcta ubicación.</w:t>
+            </w:r>
+          </w:p>
+        </w:tc>
+        <w:tc>
+          <w:tcPr>
+            <w:tcW w:w="4414" w:type="dxa"/>
+            <w:vAlign w:val="center"/>
+          </w:tcPr>
+          <w:p>
+            <w:pPr>
+              <w:pStyle w:val="Prrafodelista"/>
+              <w:spacing w:after="0" w:line="360" w:lineRule="auto"/>
+              <w:ind w:left="0"/>
+              <w:jc w:val="center"/>
+              <w:rPr>
+                <w:rFonts w:cstheme="minorHAnsi"/>
+                <w:color w:val="000000" w:themeColor="text1"/>
+              </w:rPr>
+            </w:pPr>
+            <w:proofErr w:type="gramStart"/>
+            <w:r>
+              <w:t xml:space="preserve">{{ </w:t>
+            </w:r>
+            <w:proofErr w:type="spellStart"/>
+            <w:r>
+              <w:t>sis</w:t>
+            </w:r>
+            <w:proofErr w:type="gramEnd"/>
+            <w:r>
+              <w:t>_inc</w:t>
+            </w:r>
+            <w:proofErr w:type="spellEnd"/>
+            <w:r>
+              <w:t xml:space="preserve"> }}</w:t>
+            </w:r>
+          </w:p>
+        </w:tc>
+      </w:tr>
+      <w:tr>
+        <w:trPr>
+          <w:trHeight w:val="20"/>
+        </w:trPr>
+        <w:tc>
+          <w:tcPr>
+            <w:tcW w:w="4414" w:type="dxa"/>
+            <w:vAlign w:val="center"/>
+          </w:tcPr>
+          <w:p>
+            <w:pPr>
+              <w:pStyle w:val="Prrafodelista"/>
+              <w:spacing w:after="0" w:line="240" w:lineRule="auto"/>
+              <w:ind w:left="0"/>
+              <w:jc w:val="both"/>
+              <w:rPr>
+                <w:rFonts w:cstheme="minorHAnsi"/>
+                <w:color w:val="000000" w:themeColor="text1"/>
+                <w:sz w:val="20"/>
+                <w:szCs w:val="20"/>
+              </w:rPr>
+            </w:pPr>
+          </w:p>
+        </w:tc>
+        <w:tc>
+          <w:tcPr>
+            <w:tcW w:w="4414" w:type="dxa"/>
+            <w:vAlign w:val="center"/>
+          </w:tcPr>
+          <w:p>
+            <w:pPr>
+              <w:pStyle w:val="Prrafodelista"/>
+              <w:spacing w:after="0" w:line="240" w:lineRule="auto"/>
+              <w:ind w:left="0"/>
+              <w:jc w:val="center"/>
+              <w:rPr>
+                <w:rFonts w:cstheme="minorHAnsi"/>
+                <w:color w:val="000000" w:themeColor="text1"/>
+              </w:rPr>
+            </w:pPr>
+          </w:p>
+        </w:tc>
+      </w:tr>
+      <w:tr>
+        <w:trPr>
+          <w:trHeight w:val="3288"/>
+        </w:trPr>
+        <w:tc>
+          <w:tcPr>
+            <w:tcW w:w="4414" w:type="dxa"/>
+            <w:vAlign w:val="center"/>
+          </w:tcPr>
+          <w:p>
+            <w:pPr>
+              <w:pStyle w:val="Prrafodelista"/>
+              <w:spacing w:after="0" w:line="360" w:lineRule="auto"/>
+              <w:ind w:left="0"/>
+              <w:jc w:val="both"/>
+              <w:rPr>
+                <w:rFonts w:cstheme="minorHAnsi"/>
+                <w:color w:val="000000" w:themeColor="text1"/>
+              </w:rPr>
+            </w:pPr>
+            <w:r>
+              <w:rPr>
+                <w:rFonts w:cstheme="minorHAnsi"/>
+                <w:noProof/>
+                <w:color w:val="000000" w:themeColor="text1"/>
+                <w:lang w:eastAsia="es-MX"/>
+              </w:rPr>
+              <w:t>C</w:t>
+            </w:r>
+            <w:r>
+              <w:rPr>
+                <w:rFonts w:cstheme="minorHAnsi"/>
+                <w:noProof/>
+                <w:color w:val="000000" w:themeColor="text1"/>
+                <w:lang w:eastAsia="es-MX"/>
+              </w:rPr>
+              <w:t>uenta</w:t>
+            </w:r>
+            <w:r>
+              <w:rPr>
+                <w:rFonts w:cstheme="minorHAnsi"/>
+                <w:color w:val="000000" w:themeColor="text1"/>
+              </w:rPr>
+              <w:t xml:space="preserve"> con </w:t>
+            </w:r>
+            <w:r>
+              <w:rPr>
+                <w:rFonts w:cstheme="minorHAnsi"/>
+                <w:color w:val="000000" w:themeColor="text1"/>
+              </w:rPr>
+              <w:t>señalización</w:t>
+            </w:r>
+            <w:r>
+              <w:rPr>
+                <w:rFonts w:cstheme="minorHAnsi"/>
+                <w:color w:val="000000" w:themeColor="text1"/>
+              </w:rPr>
+              <w:t xml:space="preserve"> de punto de reunión</w:t>
+            </w:r>
+            <w:r>
+              <w:rPr>
+                <w:rFonts w:cstheme="minorHAnsi"/>
+                <w:color w:val="000000" w:themeColor="text1"/>
+              </w:rPr>
+              <w:t xml:space="preserve"> visible que indica un área segura designada para concentrar al personal después de la evacuación en caso de emergencia, se recomienda verificar su accesibilidad y mantener libre de obstáculos de acuerdo con el plan de seguridad establecido.</w:t>
+            </w:r>
+          </w:p>
+        </w:tc>
+        <w:tc>
+          <w:tcPr>
+            <w:tcW w:w="4414" w:type="dxa"/>
+            <w:vAlign w:val="center"/>
+          </w:tcPr>
+          <w:p>
+            <w:pPr>
+              <w:pStyle w:val="Prrafodelista"/>
+              <w:spacing w:after="0" w:line="360" w:lineRule="auto"/>
+              <w:ind w:left="0"/>
+              <w:jc w:val="center"/>
+              <w:rPr>
+                <w:rFonts w:cstheme="minorHAnsi"/>
+                <w:color w:val="000000" w:themeColor="text1"/>
+              </w:rPr>
+            </w:pPr>
+            <w:proofErr w:type="gramStart"/>
+            <w:r>
+              <w:t xml:space="preserve">{{ </w:t>
+            </w:r>
+            <w:proofErr w:type="spellStart"/>
+            <w:r>
+              <w:t>punto</w:t>
+            </w:r>
+            <w:proofErr w:type="gramEnd"/>
+            <w:r>
+              <w:t>_reun</w:t>
+            </w:r>
+            <w:proofErr w:type="spellEnd"/>
+            <w:r>
+              <w:t xml:space="preserve"> }}</w:t>
+            </w:r>
+          </w:p>
+        </w:tc>
+      </w:tr>
+      <w:tr>
+        <w:tc>
+          <w:tcPr>
+            <w:tcW w:w="4414" w:type="dxa"/>
+            <w:vAlign w:val="center"/>
+          </w:tcPr>
+          <w:p>
+            <w:pPr>
+              <w:pStyle w:val="Prrafodelista"/>
+              <w:spacing w:after="0" w:line="240" w:lineRule="auto"/>
+              <w:ind w:left="0"/>
+              <w:jc w:val="both"/>
+              <w:rPr>
+                <w:sz w:val="20"/>
+                <w:szCs w:val="20"/>
+              </w:rPr>
+            </w:pPr>
+          </w:p>
+        </w:tc>
+        <w:tc>
+          <w:tcPr>
+            <w:tcW w:w="4414" w:type="dxa"/>
+            <w:vAlign w:val="center"/>
+          </w:tcPr>
+          <w:p>
+            <w:pPr>
+              <w:pStyle w:val="Prrafodelista"/>
+              <w:spacing w:after="0" w:line="240" w:lineRule="auto"/>
+              <w:ind w:left="0"/>
+              <w:jc w:val="center"/>
+              <w:rPr>
+                <w:sz w:val="20"/>
+                <w:szCs w:val="20"/>
+              </w:rPr>
+            </w:pPr>
+          </w:p>
+        </w:tc>
+      </w:tr>
+      <w:tr>
+        <w:trPr>
+          <w:trHeight w:val="3288"/>
+        </w:trPr>
+        <w:tc>
+          <w:tcPr>
+            <w:tcW w:w="4414" w:type="dxa"/>
+            <w:vAlign w:val="center"/>
+          </w:tcPr>
+          <w:p>
+            <w:pPr>
+              <w:pStyle w:val="Prrafodelista"/>
+              <w:spacing w:after="0" w:line="360" w:lineRule="auto"/>
+              <w:ind w:left="0"/>
+              <w:jc w:val="both"/>
+            </w:pPr>
+            <w:r>
+              <w:t xml:space="preserve">Cuenta con un área específica identificada </w:t>
+            </w:r>
+            <w:r>
+              <w:t xml:space="preserve">como zona de menor riesgo </w:t>
+            </w:r>
+            <w:r>
+              <w:t>para proporcionar resguardo temporal durante eventos peligrosos como sismos, se recomienda asegurar su visibilidad y accesibilidad conforme a los planes de emergencia establecidos.</w:t>
+            </w:r>
+          </w:p>
+        </w:tc>
+        <w:tc>
+          <w:tcPr>
+            <w:tcW w:w="4414" w:type="dxa"/>
+            <w:vAlign w:val="center"/>
+          </w:tcPr>
+          <w:p>
+            <w:pPr>
+              <w:pStyle w:val="Prrafodelista"/>
+              <w:spacing w:after="0" w:line="360" w:lineRule="auto"/>
+              <w:ind w:left="0"/>
+              <w:jc w:val="center"/>
+              <w:rPr>
+                <w:rFonts w:cstheme="minorHAnsi"/>
+                <w:color w:val="000000" w:themeColor="text1"/>
+              </w:rPr>
+            </w:pPr>
+            <w:proofErr w:type="gramStart"/>
+            <w:r>
+              <w:t xml:space="preserve">{{ </w:t>
+            </w:r>
+            <w:proofErr w:type="spellStart"/>
+            <w:r>
+              <w:t>zona</w:t>
+            </w:r>
+            <w:proofErr w:type="gramEnd"/>
+            <w:r>
+              <w:t>_sec</w:t>
+            </w:r>
+            <w:proofErr w:type="spellEnd"/>
+            <w:r>
+              <w:t xml:space="preserve"> }}</w:t>
+            </w:r>
+          </w:p>
+        </w:tc>
+      </w:tr>
+    </w:tbl>
     <w:p>
       <w:pPr>
         <w:rPr>
